--- a/az/wisdom-stories/Etibar Siracsoy/humanity-etibar-siracsoy.docx
+++ b/az/wisdom-stories/Etibar Siracsoy/humanity-etibar-siracsoy.docx
@@ -22,7 +22,7 @@
     </w:p>
     <w:p>
       <w:r>
-        <w:t>Bəlkə də ən böyük sual budur: insan nə vaxt öz gücünü məhv etməkdə deyil, yaşatmaqda tapacaq? Nə vaxt Yer üzü sükutun deyil, sülhün səsi ilə dolacaq? Bəlkə o zaman dünya yalnız gözəl olmayacaq — həm də dəyər verilən bir məkan olacaq.</w:t>
+        <w:t>Bəlkə də, ən böyük sual budur: insan nə vaxt öz gücünü məhv etməkdə deyil, yaşatmaqda tapacaq? Nə vaxt Yer üzü sükutun deyil, sülhün səsi ilə dolacaq? Bəlkə, o zaman dünya yalnız gözəl olmayacaq — həm də dəyər verilən bir məkan olacaq.</w:t>
       </w:r>
     </w:p>
     <w:p>
